--- a/examples/Rmd/doc/3-DataVisualization.docx
+++ b/examples/Rmd/doc/3-DataVisualization.docx
@@ -677,7 +677,7 @@
               <a:graphicData uri="http://schemas.openxmlformats.org/drawingml/2006/picture">
                 <pic:pic>
                   <pic:nvPicPr>
-                    <pic:cNvPr descr="/home/gpca/datamining/examples/Rmd/doc/3-DataVisualization_files/figure-docx/unnamed-chunk-6-1.png" id="26" name="Picture"/>
+                    <pic:cNvPr descr="C:/Git/eogasawara/datamining/examples/Rmd/doc/3-DataVisualization_files/figure-docx/unnamed-chunk-6-1.png" id="26" name="Picture"/>
                     <pic:cNvPicPr>
                       <a:picLocks noChangeArrowheads="1" noChangeAspect="1"/>
                     </pic:cNvPicPr>
@@ -943,7 +943,7 @@
               <a:graphicData uri="http://schemas.openxmlformats.org/drawingml/2006/picture">
                 <pic:pic>
                   <pic:nvPicPr>
-                    <pic:cNvPr descr="/home/gpca/datamining/examples/Rmd/doc/3-DataVisualization_files/figure-docx/unnamed-chunk-7-1.png" id="30" name="Picture"/>
+                    <pic:cNvPr descr="C:/Git/eogasawara/datamining/examples/Rmd/doc/3-DataVisualization_files/figure-docx/unnamed-chunk-7-1.png" id="30" name="Picture"/>
                     <pic:cNvPicPr>
                       <a:picLocks noChangeArrowheads="1" noChangeAspect="1"/>
                     </pic:cNvPicPr>
@@ -1239,7 +1239,7 @@
               <a:graphicData uri="http://schemas.openxmlformats.org/drawingml/2006/picture">
                 <pic:pic>
                   <pic:nvPicPr>
-                    <pic:cNvPr descr="/home/gpca/datamining/examples/Rmd/doc/3-DataVisualization_files/figure-docx/unnamed-chunk-8-1.png" id="34" name="Picture"/>
+                    <pic:cNvPr descr="C:/Git/eogasawara/datamining/examples/Rmd/doc/3-DataVisualization_files/figure-docx/unnamed-chunk-8-1.png" id="34" name="Picture"/>
                     <pic:cNvPicPr>
                       <a:picLocks noChangeArrowheads="1" noChangeAspect="1"/>
                     </pic:cNvPicPr>
@@ -1727,7 +1727,7 @@
               <a:graphicData uri="http://schemas.openxmlformats.org/drawingml/2006/picture">
                 <pic:pic>
                   <pic:nvPicPr>
-                    <pic:cNvPr descr="/home/gpca/datamining/examples/Rmd/doc/3-DataVisualization_files/figure-docx/unnamed-chunk-9-1.png" id="38" name="Picture"/>
+                    <pic:cNvPr descr="C:/Git/eogasawara/datamining/examples/Rmd/doc/3-DataVisualization_files/figure-docx/unnamed-chunk-9-1.png" id="38" name="Picture"/>
                     <pic:cNvPicPr>
                       <a:picLocks noChangeArrowheads="1" noChangeAspect="1"/>
                     </pic:cNvPicPr>
@@ -1999,7 +1999,7 @@
               <a:graphicData uri="http://schemas.openxmlformats.org/drawingml/2006/picture">
                 <pic:pic>
                   <pic:nvPicPr>
-                    <pic:cNvPr descr="/home/gpca/datamining/examples/Rmd/doc/3-DataVisualization_files/figure-docx/unnamed-chunk-10-1.png" id="42" name="Picture"/>
+                    <pic:cNvPr descr="C:/Git/eogasawara/datamining/examples/Rmd/doc/3-DataVisualization_files/figure-docx/unnamed-chunk-10-1.png" id="42" name="Picture"/>
                     <pic:cNvPicPr>
                       <a:picLocks noChangeArrowheads="1" noChangeAspect="1"/>
                     </pic:cNvPicPr>
@@ -2286,7 +2286,7 @@
               <a:graphicData uri="http://schemas.openxmlformats.org/drawingml/2006/picture">
                 <pic:pic>
                   <pic:nvPicPr>
-                    <pic:cNvPr descr="/home/gpca/datamining/examples/Rmd/doc/3-DataVisualization_files/figure-docx/unnamed-chunk-11-1.png" id="46" name="Picture"/>
+                    <pic:cNvPr descr="C:/Git/eogasawara/datamining/examples/Rmd/doc/3-DataVisualization_files/figure-docx/unnamed-chunk-11-1.png" id="46" name="Picture"/>
                     <pic:cNvPicPr>
                       <a:picLocks noChangeArrowheads="1" noChangeAspect="1"/>
                     </pic:cNvPicPr>
@@ -2678,7 +2678,7 @@
               <a:graphicData uri="http://schemas.openxmlformats.org/drawingml/2006/picture">
                 <pic:pic>
                   <pic:nvPicPr>
-                    <pic:cNvPr descr="/home/gpca/datamining/examples/Rmd/doc/3-DataVisualization_files/figure-docx/unnamed-chunk-12-1.png" id="50" name="Picture"/>
+                    <pic:cNvPr descr="C:/Git/eogasawara/datamining/examples/Rmd/doc/3-DataVisualization_files/figure-docx/unnamed-chunk-12-1.png" id="50" name="Picture"/>
                     <pic:cNvPicPr>
                       <a:picLocks noChangeArrowheads="1" noChangeAspect="1"/>
                     </pic:cNvPicPr>
@@ -2953,7 +2953,7 @@
               <a:graphicData uri="http://schemas.openxmlformats.org/drawingml/2006/picture">
                 <pic:pic>
                   <pic:nvPicPr>
-                    <pic:cNvPr descr="/home/gpca/datamining/examples/Rmd/doc/3-DataVisualization_files/figure-docx/unnamed-chunk-13-1.png" id="54" name="Picture"/>
+                    <pic:cNvPr descr="C:/Git/eogasawara/datamining/examples/Rmd/doc/3-DataVisualization_files/figure-docx/unnamed-chunk-13-1.png" id="54" name="Picture"/>
                     <pic:cNvPicPr>
                       <a:picLocks noChangeArrowheads="1" noChangeAspect="1"/>
                     </pic:cNvPicPr>
@@ -3279,7 +3279,7 @@
         <w:rPr>
           <w:rStyle w:val="VerbatimChar"/>
         </w:rPr>
-        <w:t xml:space="preserve">## 1  0.73379885 2.822246 6.514519</w:t>
+        <w:t xml:space="preserve">## 1   2.9474744 3.071166 5.044825</w:t>
       </w:r>
       <w:r>
         <w:br/>
@@ -3288,7 +3288,7 @@
         <w:rPr>
           <w:rStyle w:val="VerbatimChar"/>
         </w:rPr>
-        <w:t xml:space="preserve">## 2  0.12864993 2.879088 3.755980</w:t>
+        <w:t xml:space="preserve">## 2   0.3596736 2.586290 6.281582</w:t>
       </w:r>
       <w:r>
         <w:br/>
@@ -3297,7 +3297,7 @@
         <w:rPr>
           <w:rStyle w:val="VerbatimChar"/>
         </w:rPr>
-        <w:t xml:space="preserve">## 3  0.05641327 3.180636 4.203267</w:t>
+        <w:t xml:space="preserve">## 3   0.3499001 2.522450 4.964257</w:t>
       </w:r>
       <w:r>
         <w:br/>
@@ -3306,7 +3306,7 @@
         <w:rPr>
           <w:rStyle w:val="VerbatimChar"/>
         </w:rPr>
-        <w:t xml:space="preserve">## 4  1.04825356 3.154170 5.443147</w:t>
+        <w:t xml:space="preserve">## 4   0.9521506 2.605964 4.398235</w:t>
       </w:r>
       <w:r>
         <w:br/>
@@ -3315,7 +3315,7 @@
         <w:rPr>
           <w:rStyle w:val="VerbatimChar"/>
         </w:rPr>
-        <w:t xml:space="preserve">## 5  2.75666840 2.519673 4.636143</w:t>
+        <w:t xml:space="preserve">## 5   0.3616781 3.397306 6.566134</w:t>
       </w:r>
       <w:r>
         <w:br/>
@@ -3324,7 +3324,7 @@
         <w:rPr>
           <w:rStyle w:val="VerbatimChar"/>
         </w:rPr>
-        <w:t xml:space="preserve">## 6  0.42226514 3.099570 2.059943</w:t>
+        <w:t xml:space="preserve">## 6   1.7093019 3.264165 3.410924</w:t>
       </w:r>
     </w:p>
     <w:bookmarkEnd w:id="56"/>
@@ -3543,7 +3543,7 @@
               <a:graphicData uri="http://schemas.openxmlformats.org/drawingml/2006/picture">
                 <pic:pic>
                   <pic:nvPicPr>
-                    <pic:cNvPr descr="/home/gpca/datamining/examples/Rmd/doc/3-DataVisualization_files/figure-docx/unnamed-chunk-16-1.png" id="59" name="Picture"/>
+                    <pic:cNvPr descr="C:/Git/eogasawara/datamining/examples/Rmd/doc/3-DataVisualization_files/figure-docx/unnamed-chunk-16-1.png" id="59" name="Picture"/>
                     <pic:cNvPicPr>
                       <a:picLocks noChangeArrowheads="1" noChangeAspect="1"/>
                     </pic:cNvPicPr>
@@ -4048,7 +4048,7 @@
               <a:graphicData uri="http://schemas.openxmlformats.org/drawingml/2006/picture">
                 <pic:pic>
                   <pic:nvPicPr>
-                    <pic:cNvPr descr="/home/gpca/datamining/examples/Rmd/doc/3-DataVisualization_files/figure-docx/unnamed-chunk-17-1.png" id="63" name="Picture"/>
+                    <pic:cNvPr descr="C:/Git/eogasawara/datamining/examples/Rmd/doc/3-DataVisualization_files/figure-docx/unnamed-chunk-17-1.png" id="63" name="Picture"/>
                     <pic:cNvPicPr>
                       <a:picLocks noChangeArrowheads="1" noChangeAspect="1"/>
                     </pic:cNvPicPr>
@@ -4297,7 +4297,7 @@
               <a:graphicData uri="http://schemas.openxmlformats.org/drawingml/2006/picture">
                 <pic:pic>
                   <pic:nvPicPr>
-                    <pic:cNvPr descr="/home/gpca/datamining/examples/Rmd/doc/3-DataVisualization_files/figure-docx/unnamed-chunk-18-1.png" id="67" name="Picture"/>
+                    <pic:cNvPr descr="C:/Git/eogasawara/datamining/examples/Rmd/doc/3-DataVisualization_files/figure-docx/unnamed-chunk-18-1.png" id="67" name="Picture"/>
                     <pic:cNvPicPr>
                       <a:picLocks noChangeArrowheads="1" noChangeAspect="1"/>
                     </pic:cNvPicPr>
@@ -4536,7 +4536,7 @@
               <a:graphicData uri="http://schemas.openxmlformats.org/drawingml/2006/picture">
                 <pic:pic>
                   <pic:nvPicPr>
-                    <pic:cNvPr descr="/home/gpca/datamining/examples/Rmd/doc/3-DataVisualization_files/figure-docx/unnamed-chunk-19-1.png" id="71" name="Picture"/>
+                    <pic:cNvPr descr="C:/Git/eogasawara/datamining/examples/Rmd/doc/3-DataVisualization_files/figure-docx/unnamed-chunk-19-1.png" id="71" name="Picture"/>
                     <pic:cNvPicPr>
                       <a:picLocks noChangeArrowheads="1" noChangeAspect="1"/>
                     </pic:cNvPicPr>
@@ -4570,7 +4570,11 @@
       </w:r>
     </w:p>
     <w:bookmarkEnd w:id="72"/>
-    <w:sectPr/>
+    <w:sectPr>
+      <w:footnotePr>
+        <w:numRestart w:val="eachSect"/>
+      </w:footnotePr>
+    </w:sectPr>
   </w:body>
 </w:document>
 </file>
@@ -4742,8 +4746,6 @@
     </w:pPr>
     <w:rPr>
       <w:rFonts w:asciiTheme="majorHAnsi" w:cstheme="majorBidi" w:eastAsiaTheme="majorEastAsia" w:hAnsiTheme="majorHAnsi"/>
-      <w:spacing w:val="-10"/>
-      <w:kern w:val="28"/>
       <w:sz w:val="56"/>
       <w:szCs w:val="56"/>
     </w:rPr>
@@ -4756,15 +4758,13 @@
     <w:rsid w:val="00A10FD9"/>
     <w:rPr>
       <w:rFonts w:asciiTheme="majorHAnsi" w:cstheme="majorBidi" w:eastAsiaTheme="majorEastAsia" w:hAnsiTheme="majorHAnsi"/>
-      <w:spacing w:val="-10"/>
-      <w:kern w:val="28"/>
       <w:sz w:val="56"/>
       <w:szCs w:val="56"/>
     </w:rPr>
   </w:style>
   <w:style w:styleId="Subtitle" w:type="paragraph">
     <w:name w:val="Subtitle"/>
-    <w:basedOn w:val="Normal"/>
+    <w:basedOn w:val="Title"/>
     <w:next w:val="BodyText"/>
     <w:link w:val="SubtitleChar"/>
     <w:uiPriority w:val="11"/>
@@ -4777,7 +4777,6 @@
     </w:pPr>
     <w:rPr>
       <w:rFonts w:cstheme="majorBidi" w:eastAsiaTheme="majorEastAsia"/>
-      <w:color w:themeColor="text1" w:themeTint="A6" w:val="595959"/>
       <w:spacing w:val="15"/>
       <w:sz w:val="28"/>
       <w:szCs w:val="28"/>
@@ -4799,23 +4798,31 @@
   </w:style>
   <w:style w:customStyle="1" w:styleId="Author" w:type="paragraph">
     <w:name w:val="Author"/>
+    <w:basedOn w:val="Title"/>
     <w:next w:val="BodyText"/>
     <w:qFormat/>
     <w:pPr>
       <w:keepNext/>
       <w:keepLines/>
-      <w:jc w:val="center"/>
     </w:pPr>
+    <w:rPr>
+      <w:sz w:val="24"/>
+      <w:szCs w:val="24"/>
+    </w:rPr>
   </w:style>
   <w:style w:styleId="Date" w:type="paragraph">
     <w:name w:val="Date"/>
+    <w:basedOn w:val="Title"/>
     <w:next w:val="BodyText"/>
     <w:qFormat/>
     <w:pPr>
       <w:keepNext/>
       <w:keepLines/>
-      <w:jc w:val="center"/>
     </w:pPr>
+    <w:rPr>
+      <w:sz w:val="24"/>
+      <w:szCs w:val="24"/>
+    </w:rPr>
   </w:style>
   <w:style w:customStyle="1" w:styleId="AbstractTitle" w:type="paragraph">
     <w:name w:val="Abstract Title"/>
@@ -4830,7 +4837,6 @@
     </w:pPr>
     <w:rPr>
       <w:b/>
-      <w:color w:val="345A8A"/>
       <w:sz w:val="20"/>
       <w:szCs w:val="20"/>
     </w:rPr>
